--- a/docs/civicrecords-ai-manual.docx
+++ b/docs/civicrecords-ai-manual.docx
@@ -6729,7 +6729,21 @@
           <w:sz w:val="44"/>
           <w:szCs w:val="44"/>
         </w:rPr>
-        <w:t xml:space="preserve">Recommended Models</w:t>
+        <w:t xml:space="preserve">Supported Gemma 4 Models</w:t>
+      </w:r>
+    </w:p>
+    <w:p>
+      <w:pPr>
+        <w:spacing w:after="120"/>
+      </w:pPr>
+      <w:r>
+        <w:rPr>
+          <w:rFonts w:ascii="Arial" w:cs="Arial" w:eastAsia="Arial" w:hAnsi="Arial"/>
+          <w:color w:val="1F2933"/>
+          <w:sz w:val="24"/>
+          <w:szCs w:val="24"/>
+        </w:rPr>
+        <w:t xml:space="preserve">The installer picker presents all four supported Gemma 4 models. Default is gemma4:e4b. Only e2b and e4b are supportable at the 32 GB baseline target profile; 26b and 31b require stronger hardware and must be selected explicitly.</w:t>
       </w:r>
     </w:p>
     <w:p>
@@ -6748,7 +6762,7 @@
           <w:sz w:val="24"/>
           <w:szCs w:val="24"/>
         </w:rPr>
-        <w:t xml:space="preserve">gemma4:12b — requires 32 GB RAM</w:t>
+        <w:t xml:space="preserve">gemma4:e2b — Edge / 2.3B effective params / 7.2 GB disk / ~16 GB RAM (supportable)</w:t>
       </w:r>
     </w:p>
     <w:p>
@@ -6767,7 +6781,45 @@
           <w:sz w:val="24"/>
           <w:szCs w:val="24"/>
         </w:rPr>
-        <w:t xml:space="preserve">gemma4:27b — requires 48 GB+ RAM</w:t>
+        <w:t xml:space="preserve">gemma4:e4b — Edge / 4.5B effective params / 9.6 GB disk / ~20 GB RAM (supportable, DEFAULT)</w:t>
+      </w:r>
+    </w:p>
+    <w:p>
+      <w:pPr>
+        <w:pStyle w:val="ListParagraph"/>
+        <w:numPr>
+          <w:ilvl w:val="0"/>
+          <w:numId w:val="2"/>
+        </w:numPr>
+        <w:spacing w:after="60"/>
+      </w:pPr>
+      <w:r>
+        <w:rPr>
+          <w:rFonts w:ascii="Arial" w:cs="Arial" w:eastAsia="Arial" w:hAnsi="Arial"/>
+          <w:color w:val="1F2933"/>
+          <w:sz w:val="24"/>
+          <w:szCs w:val="24"/>
+        </w:rPr>
+        <w:t xml:space="preserve">gemma4:26b — Workstation MoE / 25.2B total, 3.8B active / 18 GB disk / 48+ GB RAM recommended (not supportable at 32 GB baseline)</w:t>
+      </w:r>
+    </w:p>
+    <w:p>
+      <w:pPr>
+        <w:pStyle w:val="ListParagraph"/>
+        <w:numPr>
+          <w:ilvl w:val="0"/>
+          <w:numId w:val="2"/>
+        </w:numPr>
+        <w:spacing w:after="60"/>
+      </w:pPr>
+      <w:r>
+        <w:rPr>
+          <w:rFonts w:ascii="Arial" w:cs="Arial" w:eastAsia="Arial" w:hAnsi="Arial"/>
+          <w:color w:val="1F2933"/>
+          <w:sz w:val="24"/>
+          <w:szCs w:val="24"/>
+        </w:rPr>
+        <w:t xml:space="preserve">gemma4:31b — Workstation dense / 30.7B params / 20 GB disk / 64+ GB RAM, GPU recommended (not supportable at 32 GB baseline)</w:t>
       </w:r>
     </w:p>
     <w:p>
@@ -7976,7 +8028,7 @@
                 <w:sz w:val="22"/>
                 <w:szCs w:val="22"/>
               </w:rPr>
-              <w:t xml:space="preserve">ollama pull gemma4:12b</w:t>
+              <w:t xml:space="preserve">ollama pull gemma4:e4b (or the tag selected at install time)</w:t>
             </w:r>
           </w:p>
         </w:tc>

--- a/docs/civicrecords-ai-manual.docx
+++ b/docs/civicrecords-ai-manual.docx
@@ -7640,7 +7640,7 @@
           <w:sz w:val="20"/>
           <w:szCs w:val="20"/>
         </w:rPr>
-        <w:t xml:space="preserve">GET /health  →  {"status": "ok", "version": "1.1.0"}</w:t>
+        <w:t xml:space="preserve">GET /health  →  {"status": "ok", "version": "1.2.0"}</w:t>
       </w:r>
     </w:p>
     <w:p>

--- a/docs/civicrecords-ai-manual.docx
+++ b/docs/civicrecords-ai-manual.docx
@@ -5282,7 +5282,7 @@
           <w:sz w:val="20"/>
           <w:szCs w:val="20"/>
         </w:rPr>
-        <w:t xml:space="preserve">git clone https://github.com/scottconverse/civicrecords-ai.git</w:t>
+        <w:t xml:space="preserve">git clone https://github.com/CivicSuite/civicrecords-ai.git</w:t>
       </w:r>
     </w:p>
     <w:p>
@@ -5347,7 +5347,7 @@
           <w:sz w:val="20"/>
           <w:szCs w:val="20"/>
         </w:rPr>
-        <w:t xml:space="preserve">git clone https://github.com/scottconverse/civicrecords-ai.git</w:t>
+        <w:t xml:space="preserve">git clone https://github.com/CivicSuite/civicrecords-ai.git</w:t>
       </w:r>
     </w:p>
     <w:p>

--- a/docs/civicrecords-ai-manual.docx
+++ b/docs/civicrecords-ai-manual.docx
@@ -79,7 +79,7 @@
           <w:sz w:val="28"/>
           <w:szCs w:val="28"/>
         </w:rPr>
-        <w:t xml:space="preserve">Version v1.4.0</w:t>
+        <w:t xml:space="preserve">Version v1.4.1</w:t>
       </w:r>
     </w:p>
     <w:p>
@@ -7834,7 +7834,7 @@
           <w:sz w:val="20"/>
           <w:szCs w:val="20"/>
         </w:rPr>
-        <w:t xml:space="preserve">GET /health  →  {"status": "ok", "version": "1.4.0"}</w:t>
+        <w:t xml:space="preserve">GET /health  →  {"status": "ok", "version": "1.4.1"}</w:t>
       </w:r>
     </w:p>
     <w:p>
@@ -9108,7 +9108,7 @@
         <w:sz w:val="18"/>
         <w:szCs w:val="18"/>
       </w:rPr>
-      <w:t xml:space="preserve">CivicRecords AI — Complete System Manual v1.4.0</w:t>
+      <w:t xml:space="preserve">CivicRecords AI — Complete System Manual v1.4.1</w:t>
     </w:r>
   </w:p>
 </w:hdr>
@@ -9129,7 +9129,7 @@
         <w:sz w:val="18"/>
         <w:szCs w:val="18"/>
       </w:rPr>
-      <w:t xml:space="preserve">CivicRecords AI — Complete System Manual v1.4.0</w:t>
+      <w:t xml:space="preserve">CivicRecords AI — Complete System Manual v1.4.1</w:t>
     </w:r>
   </w:p>
 </w:hdr>
@@ -9150,7 +9150,7 @@
         <w:sz w:val="18"/>
         <w:szCs w:val="18"/>
       </w:rPr>
-      <w:t xml:space="preserve">CivicRecords AI — Complete System Manual v1.4.0</w:t>
+      <w:t xml:space="preserve">CivicRecords AI — Complete System Manual v1.4.1</w:t>
     </w:r>
   </w:p>
 </w:hdr>
@@ -9171,7 +9171,7 @@
         <w:sz w:val="18"/>
         <w:szCs w:val="18"/>
       </w:rPr>
-      <w:t xml:space="preserve">CivicRecords AI — Complete System Manual v1.4.0</w:t>
+      <w:t xml:space="preserve">CivicRecords AI — Complete System Manual v1.4.1</w:t>
     </w:r>
   </w:p>
 </w:hdr>
